--- a/Home Assignment week2 day1_Automation Framework.docx
+++ b/Home Assignment week2 day1_Automation Framework.docx
@@ -75,6 +75,7 @@
     </w:p>
     <w:p>
       <w:pPr>
+        <w:spacing w:after="0" w:line="240" w:lineRule="auto"/>
         <w:rPr>
           <w:rFonts w:ascii="Calibri" w:hAnsi="Calibri" w:cs="Calibri"/>
           <w:sz w:val="20"/>
@@ -114,35 +115,196 @@
           <w:sz w:val="20"/>
           <w:szCs w:val="20"/>
         </w:rPr>
-        <w:t xml:space="preserve">Generate Automation Framework Architecture for Data validation between oracle servers for 1M records using python language using primary key/unique key combination Ask MCQ questions, if you have questions on </w:t>
-      </w:r>
-      <w:proofErr w:type="spellStart"/>
-      <w:r>
-        <w:rPr>
-          <w:rFonts w:ascii="Calibri" w:hAnsi="Calibri" w:cs="Calibri"/>
-          <w:sz w:val="20"/>
-          <w:szCs w:val="20"/>
-        </w:rPr>
-        <w:t>db</w:t>
-      </w:r>
-      <w:proofErr w:type="spellEnd"/>
-      <w:r>
-        <w:rPr>
-          <w:rFonts w:ascii="Calibri" w:hAnsi="Calibri" w:cs="Calibri"/>
-          <w:sz w:val="20"/>
-          <w:szCs w:val="20"/>
-        </w:rPr>
-        <w:t xml:space="preserve"> or process, NO Assumptions The architecture should be framed as a scheduled one, Share the steps in a document as steps for easy understanding.</w:t>
-      </w:r>
-    </w:p>
-    <w:p>
-      <w:r>
-        <w:rPr>
-          <w:noProof/>
+        <w:t>[Instruction]</w:t>
+      </w:r>
+      <w:r>
+        <w:rPr>
+          <w:rFonts w:ascii="Calibri" w:hAnsi="Calibri" w:cs="Calibri"/>
+          <w:sz w:val="20"/>
+          <w:szCs w:val="20"/>
+        </w:rPr>
+        <w:t>Generate Automation Framework Architecture for Data validation between oracle servers for 1M records using python language</w:t>
+      </w:r>
+      <w:r>
+        <w:rPr>
+          <w:rFonts w:ascii="Calibri" w:hAnsi="Calibri" w:cs="Calibri"/>
+          <w:sz w:val="20"/>
+          <w:szCs w:val="20"/>
+        </w:rPr>
+        <w:t>.</w:t>
+      </w:r>
+    </w:p>
+    <w:p>
+      <w:pPr>
+        <w:spacing w:after="0" w:line="240" w:lineRule="auto"/>
+        <w:rPr>
+          <w:rFonts w:ascii="Calibri" w:hAnsi="Calibri" w:cs="Calibri"/>
+          <w:sz w:val="20"/>
+          <w:szCs w:val="20"/>
+        </w:rPr>
+      </w:pPr>
+      <w:r>
+        <w:rPr>
+          <w:rFonts w:ascii="Calibri" w:hAnsi="Calibri" w:cs="Calibri"/>
+          <w:sz w:val="20"/>
+          <w:szCs w:val="20"/>
+        </w:rPr>
+        <w:t>[Mandatory] Always use</w:t>
+      </w:r>
+      <w:r>
+        <w:rPr>
+          <w:rFonts w:ascii="Calibri" w:hAnsi="Calibri" w:cs="Calibri"/>
+          <w:sz w:val="20"/>
+          <w:szCs w:val="20"/>
+        </w:rPr>
+        <w:t xml:space="preserve"> primary key/unique key combination Ask MCQ questions,</w:t>
+      </w:r>
+    </w:p>
+    <w:p>
+      <w:pPr>
+        <w:spacing w:after="0" w:line="240" w:lineRule="auto"/>
+        <w:rPr>
+          <w:rFonts w:ascii="Calibri" w:hAnsi="Calibri" w:cs="Calibri"/>
+          <w:sz w:val="20"/>
+          <w:szCs w:val="20"/>
+        </w:rPr>
+      </w:pPr>
+      <w:r>
+        <w:rPr>
+          <w:rFonts w:ascii="Calibri" w:hAnsi="Calibri" w:cs="Calibri"/>
+          <w:sz w:val="20"/>
+          <w:szCs w:val="20"/>
+        </w:rPr>
+        <w:t>[Mandatory] Ask me 5 multiple choice questions</w:t>
+      </w:r>
+      <w:r>
+        <w:rPr>
+          <w:rFonts w:ascii="Calibri" w:hAnsi="Calibri" w:cs="Calibri"/>
+          <w:sz w:val="20"/>
+          <w:szCs w:val="20"/>
+        </w:rPr>
+        <w:t>, No Assumptions</w:t>
+      </w:r>
+    </w:p>
+    <w:p>
+      <w:pPr>
+        <w:spacing w:after="0" w:line="240" w:lineRule="auto"/>
+        <w:rPr>
+          <w:rFonts w:ascii="Calibri" w:hAnsi="Calibri" w:cs="Calibri"/>
+          <w:sz w:val="20"/>
+          <w:szCs w:val="20"/>
+          <w:lang w:val="en-IN"/>
+        </w:rPr>
+      </w:pPr>
+      <w:r>
+        <w:rPr>
+          <w:rFonts w:ascii="Calibri" w:hAnsi="Calibri" w:cs="Calibri"/>
+          <w:sz w:val="20"/>
+          <w:szCs w:val="20"/>
+        </w:rPr>
+        <w:t xml:space="preserve">[Mandatory] </w:t>
+      </w:r>
+      <w:r>
+        <w:rPr>
+          <w:rFonts w:ascii="Calibri" w:hAnsi="Calibri" w:cs="Calibri"/>
+          <w:sz w:val="20"/>
+          <w:szCs w:val="20"/>
+          <w:lang w:val="en-IN"/>
+        </w:rPr>
+        <w:t>Once after answering the first question go with next question</w:t>
+      </w:r>
+    </w:p>
+    <w:p>
+      <w:pPr>
+        <w:spacing w:after="0" w:line="240" w:lineRule="auto"/>
+        <w:rPr>
+          <w:rFonts w:ascii="Calibri" w:hAnsi="Calibri" w:cs="Calibri"/>
+          <w:sz w:val="20"/>
+          <w:szCs w:val="20"/>
+          <w:lang w:val="en-IN"/>
+        </w:rPr>
+      </w:pPr>
+      <w:r>
+        <w:rPr>
+          <w:rFonts w:ascii="Calibri" w:hAnsi="Calibri" w:cs="Calibri"/>
+          <w:sz w:val="20"/>
+          <w:szCs w:val="20"/>
+          <w:lang w:val="en-IN"/>
+        </w:rPr>
+        <w:t>[CRITICAL] Once after answering all question, generate framework structure</w:t>
+      </w:r>
+    </w:p>
+    <w:p>
+      <w:pPr>
+        <w:spacing w:after="0" w:line="240" w:lineRule="auto"/>
+        <w:rPr>
+          <w:rFonts w:ascii="Calibri" w:hAnsi="Calibri" w:cs="Calibri"/>
+          <w:sz w:val="20"/>
+          <w:szCs w:val="20"/>
+          <w:lang w:val="en-IN"/>
+        </w:rPr>
+      </w:pPr>
+      <w:r>
+        <w:rPr>
+          <w:rFonts w:ascii="Calibri" w:hAnsi="Calibri" w:cs="Calibri"/>
+          <w:sz w:val="20"/>
+          <w:szCs w:val="20"/>
+          <w:lang w:val="en-IN"/>
+        </w:rPr>
+        <w:t>[STRICT] Proceed step by step for framework implementation</w:t>
+      </w:r>
+    </w:p>
+    <w:p>
+      <w:pPr>
+        <w:spacing w:after="0" w:line="240" w:lineRule="auto"/>
+        <w:rPr>
+          <w:rFonts w:ascii="Calibri" w:hAnsi="Calibri" w:cs="Calibri"/>
+          <w:sz w:val="20"/>
+          <w:szCs w:val="20"/>
+          <w:lang w:val="en-IN"/>
+        </w:rPr>
+      </w:pPr>
+      <w:r>
+        <w:rPr>
+          <w:rFonts w:ascii="Calibri" w:hAnsi="Calibri" w:cs="Calibri"/>
+          <w:sz w:val="20"/>
+          <w:szCs w:val="20"/>
+          <w:lang w:val="en-IN"/>
+        </w:rPr>
+        <w:t>[STRICT] Upon my approval proceed with the next step</w:t>
+      </w:r>
+    </w:p>
+    <w:p>
+      <w:pPr>
+        <w:spacing w:after="0" w:line="240" w:lineRule="auto"/>
+        <w:rPr>
+          <w:rFonts w:ascii="Calibri" w:hAnsi="Calibri" w:cs="Calibri"/>
+          <w:sz w:val="20"/>
+          <w:szCs w:val="20"/>
+          <w:lang w:val="en-IN"/>
+        </w:rPr>
+      </w:pPr>
+    </w:p>
+    <w:p>
+      <w:pPr>
+        <w:spacing w:after="0" w:line="240" w:lineRule="auto"/>
+        <w:rPr>
+          <w:rFonts w:ascii="Calibri" w:hAnsi="Calibri" w:cs="Calibri"/>
+          <w:sz w:val="20"/>
+          <w:szCs w:val="20"/>
+          <w:lang w:val="en-IN"/>
+        </w:rPr>
+      </w:pPr>
+      <w:r>
+        <w:rPr>
+          <w:rFonts w:ascii="Calibri" w:hAnsi="Calibri" w:cs="Calibri"/>
+          <w:sz w:val="20"/>
+          <w:szCs w:val="20"/>
+          <w:lang w:val="en-IN"/>
         </w:rPr>
         <w:drawing>
-          <wp:inline distT="0" distB="0" distL="0" distR="0" wp14:anchorId="5036618D" wp14:editId="41181E75">
-            <wp:extent cx="5943600" cy="3965575"/>
+          <wp:inline distT="0" distB="0" distL="0" distR="0" wp14:anchorId="1F68DE7C" wp14:editId="53B919EA">
+            <wp:extent cx="5943600" cy="3417570"/>
             <wp:effectExtent l="0" t="0" r="0" b="0"/>
             <wp:docPr id="1" name="Picture 1"/>
             <wp:cNvGraphicFramePr>
@@ -164,7 +326,7 @@
                   <pic:spPr>
                     <a:xfrm>
                       <a:off x="0" y="0"/>
-                      <a:ext cx="5943600" cy="3965575"/>
+                      <a:ext cx="5943600" cy="3417570"/>
                     </a:xfrm>
                     <a:prstGeom prst="rect">
                       <a:avLst/>
@@ -178,16 +340,46 @@
       </w:r>
     </w:p>
     <w:p>
-      <w:r>
-        <w:rPr>
-          <w:noProof/>
+      <w:pPr>
+        <w:spacing w:after="0" w:line="240" w:lineRule="auto"/>
+        <w:rPr>
+          <w:rFonts w:ascii="Calibri" w:hAnsi="Calibri" w:cs="Calibri"/>
+          <w:sz w:val="20"/>
+          <w:szCs w:val="20"/>
+        </w:rPr>
+      </w:pPr>
+    </w:p>
+    <w:p>
+      <w:pPr>
+        <w:spacing w:after="0" w:line="240" w:lineRule="auto"/>
+        <w:rPr>
+          <w:rFonts w:ascii="Calibri" w:hAnsi="Calibri" w:cs="Calibri"/>
+          <w:sz w:val="20"/>
+          <w:szCs w:val="20"/>
+        </w:rPr>
+      </w:pPr>
+    </w:p>
+    <w:p>
+      <w:pPr>
+        <w:spacing w:after="0" w:line="240" w:lineRule="auto"/>
+        <w:rPr>
+          <w:rFonts w:ascii="Calibri" w:hAnsi="Calibri" w:cs="Calibri"/>
+          <w:sz w:val="20"/>
+          <w:szCs w:val="20"/>
+        </w:rPr>
+      </w:pPr>
+      <w:r>
+        <w:rPr>
+          <w:rFonts w:ascii="Calibri" w:hAnsi="Calibri" w:cs="Calibri"/>
+          <w:sz w:val="20"/>
+          <w:szCs w:val="20"/>
         </w:rPr>
         <w:lastRenderedPageBreak/>
         <w:drawing>
-          <wp:inline distT="0" distB="0" distL="0" distR="0" wp14:anchorId="67049C83" wp14:editId="310601CD">
-            <wp:extent cx="5943600" cy="4358640"/>
-            <wp:effectExtent l="0" t="0" r="0" b="3810"/>
-            <wp:docPr id="2" name="Picture 2"/>
+          <wp:inline distT="0" distB="0" distL="0" distR="0" wp14:anchorId="6CF12507" wp14:editId="6EEFCC02">
+            <wp:extent cx="5943600" cy="3373755"/>
+            <wp:effectExtent l="0" t="0" r="0" b="0"/>
+            <wp:docPr id="4" name="Picture 4"/>
             <wp:cNvGraphicFramePr>
               <a:graphicFrameLocks xmlns:a="http://schemas.openxmlformats.org/drawingml/2006/main" noChangeAspect="1"/>
             </wp:cNvGraphicFramePr>
@@ -207,7 +399,7 @@
                   <pic:spPr>
                     <a:xfrm>
                       <a:off x="0" y="0"/>
-                      <a:ext cx="5943600" cy="4358640"/>
+                      <a:ext cx="5943600" cy="3373755"/>
                     </a:xfrm>
                     <a:prstGeom prst="rect">
                       <a:avLst/>
@@ -221,15 +413,35 @@
       </w:r>
     </w:p>
     <w:p>
-      <w:r>
-        <w:rPr>
-          <w:noProof/>
+      <w:pPr>
+        <w:spacing w:after="0" w:line="240" w:lineRule="auto"/>
+        <w:rPr>
+          <w:rFonts w:ascii="Calibri" w:hAnsi="Calibri" w:cs="Calibri"/>
+          <w:sz w:val="20"/>
+          <w:szCs w:val="20"/>
+        </w:rPr>
+      </w:pPr>
+    </w:p>
+    <w:p>
+      <w:pPr>
+        <w:spacing w:after="0" w:line="240" w:lineRule="auto"/>
+        <w:rPr>
+          <w:rFonts w:ascii="Calibri" w:hAnsi="Calibri" w:cs="Calibri"/>
+          <w:sz w:val="20"/>
+          <w:szCs w:val="20"/>
+        </w:rPr>
+      </w:pPr>
+      <w:r>
+        <w:rPr>
+          <w:rFonts w:ascii="Calibri" w:hAnsi="Calibri" w:cs="Calibri"/>
+          <w:sz w:val="20"/>
+          <w:szCs w:val="20"/>
         </w:rPr>
         <w:drawing>
-          <wp:inline distT="0" distB="0" distL="0" distR="0" wp14:anchorId="357A92CA" wp14:editId="08CB07F2">
-            <wp:extent cx="5943600" cy="3602990"/>
-            <wp:effectExtent l="0" t="0" r="0" b="0"/>
-            <wp:docPr id="3" name="Picture 3"/>
+          <wp:inline distT="0" distB="0" distL="0" distR="0" wp14:anchorId="71BF667A" wp14:editId="7A545F36">
+            <wp:extent cx="5943600" cy="3350260"/>
+            <wp:effectExtent l="0" t="0" r="0" b="2540"/>
+            <wp:docPr id="5" name="Picture 5"/>
             <wp:cNvGraphicFramePr>
               <a:graphicFrameLocks xmlns:a="http://schemas.openxmlformats.org/drawingml/2006/main" noChangeAspect="1"/>
             </wp:cNvGraphicFramePr>
@@ -249,7 +461,7 @@
                   <pic:spPr>
                     <a:xfrm>
                       <a:off x="0" y="0"/>
-                      <a:ext cx="5943600" cy="3602990"/>
+                      <a:ext cx="5943600" cy="3350260"/>
                     </a:xfrm>
                     <a:prstGeom prst="rect">
                       <a:avLst/>
@@ -262,11 +474,394 @@
         </w:drawing>
       </w:r>
     </w:p>
-    <w:bookmarkStart w:id="0" w:name="_MON_1840393018"/>
-    <w:bookmarkEnd w:id="0"/>
-    <w:p>
-      <w:r>
-        <w:object w:dxaOrig="1520" w:dyaOrig="987" w14:anchorId="4C71D368">
+    <w:p>
+      <w:pPr>
+        <w:spacing w:after="0" w:line="240" w:lineRule="auto"/>
+        <w:rPr>
+          <w:rFonts w:ascii="Calibri" w:hAnsi="Calibri" w:cs="Calibri"/>
+          <w:sz w:val="20"/>
+          <w:szCs w:val="20"/>
+        </w:rPr>
+      </w:pPr>
+    </w:p>
+    <w:p>
+      <w:pPr>
+        <w:spacing w:after="0" w:line="240" w:lineRule="auto"/>
+        <w:rPr>
+          <w:rFonts w:ascii="Calibri" w:hAnsi="Calibri" w:cs="Calibri"/>
+          <w:sz w:val="20"/>
+          <w:szCs w:val="20"/>
+        </w:rPr>
+      </w:pPr>
+    </w:p>
+    <w:p>
+      <w:pPr>
+        <w:spacing w:after="0" w:line="240" w:lineRule="auto"/>
+        <w:rPr>
+          <w:rFonts w:ascii="Calibri" w:hAnsi="Calibri" w:cs="Calibri"/>
+          <w:sz w:val="20"/>
+          <w:szCs w:val="20"/>
+        </w:rPr>
+      </w:pPr>
+      <w:r>
+        <w:rPr>
+          <w:rFonts w:ascii="Calibri" w:hAnsi="Calibri" w:cs="Calibri"/>
+          <w:sz w:val="20"/>
+          <w:szCs w:val="20"/>
+        </w:rPr>
+        <w:lastRenderedPageBreak/>
+        <w:drawing>
+          <wp:inline distT="0" distB="0" distL="0" distR="0" wp14:anchorId="1841EF4F" wp14:editId="2A5A5382">
+            <wp:extent cx="5943600" cy="3388360"/>
+            <wp:effectExtent l="0" t="0" r="0" b="2540"/>
+            <wp:docPr id="6" name="Picture 6"/>
+            <wp:cNvGraphicFramePr>
+              <a:graphicFrameLocks xmlns:a="http://schemas.openxmlformats.org/drawingml/2006/main" noChangeAspect="1"/>
+            </wp:cNvGraphicFramePr>
+            <a:graphic xmlns:a="http://schemas.openxmlformats.org/drawingml/2006/main">
+              <a:graphicData uri="http://schemas.openxmlformats.org/drawingml/2006/picture">
+                <pic:pic xmlns:pic="http://schemas.openxmlformats.org/drawingml/2006/picture">
+                  <pic:nvPicPr>
+                    <pic:cNvPr id="1" name=""/>
+                    <pic:cNvPicPr/>
+                  </pic:nvPicPr>
+                  <pic:blipFill>
+                    <a:blip r:embed="rId8"/>
+                    <a:stretch>
+                      <a:fillRect/>
+                    </a:stretch>
+                  </pic:blipFill>
+                  <pic:spPr>
+                    <a:xfrm>
+                      <a:off x="0" y="0"/>
+                      <a:ext cx="5943600" cy="3388360"/>
+                    </a:xfrm>
+                    <a:prstGeom prst="rect">
+                      <a:avLst/>
+                    </a:prstGeom>
+                  </pic:spPr>
+                </pic:pic>
+              </a:graphicData>
+            </a:graphic>
+          </wp:inline>
+        </w:drawing>
+      </w:r>
+    </w:p>
+    <w:p>
+      <w:pPr>
+        <w:spacing w:after="0" w:line="240" w:lineRule="auto"/>
+        <w:rPr>
+          <w:rFonts w:ascii="Calibri" w:hAnsi="Calibri" w:cs="Calibri"/>
+          <w:sz w:val="20"/>
+          <w:szCs w:val="20"/>
+        </w:rPr>
+      </w:pPr>
+    </w:p>
+    <w:p>
+      <w:pPr>
+        <w:spacing w:after="0" w:line="240" w:lineRule="auto"/>
+        <w:rPr>
+          <w:rFonts w:ascii="Calibri" w:hAnsi="Calibri" w:cs="Calibri"/>
+          <w:sz w:val="20"/>
+          <w:szCs w:val="20"/>
+        </w:rPr>
+      </w:pPr>
+      <w:r>
+        <w:rPr>
+          <w:rFonts w:ascii="Calibri" w:hAnsi="Calibri" w:cs="Calibri"/>
+          <w:sz w:val="20"/>
+          <w:szCs w:val="20"/>
+        </w:rPr>
+        <w:drawing>
+          <wp:inline distT="0" distB="0" distL="0" distR="0" wp14:anchorId="24B3E329" wp14:editId="2011F402">
+            <wp:extent cx="5943600" cy="3395980"/>
+            <wp:effectExtent l="0" t="0" r="0" b="0"/>
+            <wp:docPr id="7" name="Picture 7"/>
+            <wp:cNvGraphicFramePr>
+              <a:graphicFrameLocks xmlns:a="http://schemas.openxmlformats.org/drawingml/2006/main" noChangeAspect="1"/>
+            </wp:cNvGraphicFramePr>
+            <a:graphic xmlns:a="http://schemas.openxmlformats.org/drawingml/2006/main">
+              <a:graphicData uri="http://schemas.openxmlformats.org/drawingml/2006/picture">
+                <pic:pic xmlns:pic="http://schemas.openxmlformats.org/drawingml/2006/picture">
+                  <pic:nvPicPr>
+                    <pic:cNvPr id="1" name=""/>
+                    <pic:cNvPicPr/>
+                  </pic:nvPicPr>
+                  <pic:blipFill>
+                    <a:blip r:embed="rId9"/>
+                    <a:stretch>
+                      <a:fillRect/>
+                    </a:stretch>
+                  </pic:blipFill>
+                  <pic:spPr>
+                    <a:xfrm>
+                      <a:off x="0" y="0"/>
+                      <a:ext cx="5943600" cy="3395980"/>
+                    </a:xfrm>
+                    <a:prstGeom prst="rect">
+                      <a:avLst/>
+                    </a:prstGeom>
+                  </pic:spPr>
+                </pic:pic>
+              </a:graphicData>
+            </a:graphic>
+          </wp:inline>
+        </w:drawing>
+      </w:r>
+    </w:p>
+    <w:p>
+      <w:pPr>
+        <w:spacing w:after="0" w:line="240" w:lineRule="auto"/>
+        <w:rPr>
+          <w:rFonts w:ascii="Calibri" w:hAnsi="Calibri" w:cs="Calibri"/>
+          <w:sz w:val="20"/>
+          <w:szCs w:val="20"/>
+        </w:rPr>
+      </w:pPr>
+    </w:p>
+    <w:p>
+      <w:pPr>
+        <w:spacing w:after="0" w:line="240" w:lineRule="auto"/>
+        <w:rPr>
+          <w:rFonts w:ascii="Calibri" w:hAnsi="Calibri" w:cs="Calibri"/>
+          <w:sz w:val="20"/>
+          <w:szCs w:val="20"/>
+        </w:rPr>
+      </w:pPr>
+      <w:r>
+        <w:rPr>
+          <w:rFonts w:ascii="Calibri" w:hAnsi="Calibri" w:cs="Calibri"/>
+          <w:sz w:val="20"/>
+          <w:szCs w:val="20"/>
+        </w:rPr>
+        <w:lastRenderedPageBreak/>
+        <w:drawing>
+          <wp:inline distT="0" distB="0" distL="0" distR="0" wp14:anchorId="1EB62C21" wp14:editId="191163E8">
+            <wp:extent cx="5943600" cy="3422650"/>
+            <wp:effectExtent l="0" t="0" r="0" b="6350"/>
+            <wp:docPr id="8" name="Picture 8"/>
+            <wp:cNvGraphicFramePr>
+              <a:graphicFrameLocks xmlns:a="http://schemas.openxmlformats.org/drawingml/2006/main" noChangeAspect="1"/>
+            </wp:cNvGraphicFramePr>
+            <a:graphic xmlns:a="http://schemas.openxmlformats.org/drawingml/2006/main">
+              <a:graphicData uri="http://schemas.openxmlformats.org/drawingml/2006/picture">
+                <pic:pic xmlns:pic="http://schemas.openxmlformats.org/drawingml/2006/picture">
+                  <pic:nvPicPr>
+                    <pic:cNvPr id="1" name=""/>
+                    <pic:cNvPicPr/>
+                  </pic:nvPicPr>
+                  <pic:blipFill>
+                    <a:blip r:embed="rId10"/>
+                    <a:stretch>
+                      <a:fillRect/>
+                    </a:stretch>
+                  </pic:blipFill>
+                  <pic:spPr>
+                    <a:xfrm>
+                      <a:off x="0" y="0"/>
+                      <a:ext cx="5943600" cy="3422650"/>
+                    </a:xfrm>
+                    <a:prstGeom prst="rect">
+                      <a:avLst/>
+                    </a:prstGeom>
+                  </pic:spPr>
+                </pic:pic>
+              </a:graphicData>
+            </a:graphic>
+          </wp:inline>
+        </w:drawing>
+      </w:r>
+    </w:p>
+    <w:p>
+      <w:pPr>
+        <w:spacing w:after="0" w:line="240" w:lineRule="auto"/>
+        <w:rPr>
+          <w:rFonts w:ascii="Calibri" w:hAnsi="Calibri" w:cs="Calibri"/>
+          <w:sz w:val="20"/>
+          <w:szCs w:val="20"/>
+        </w:rPr>
+      </w:pPr>
+    </w:p>
+    <w:p>
+      <w:pPr>
+        <w:spacing w:after="0" w:line="240" w:lineRule="auto"/>
+        <w:rPr>
+          <w:rFonts w:ascii="Calibri" w:hAnsi="Calibri" w:cs="Calibri"/>
+          <w:sz w:val="20"/>
+          <w:szCs w:val="20"/>
+        </w:rPr>
+      </w:pPr>
+      <w:r>
+        <w:rPr>
+          <w:rFonts w:ascii="Calibri" w:hAnsi="Calibri" w:cs="Calibri"/>
+          <w:sz w:val="20"/>
+          <w:szCs w:val="20"/>
+        </w:rPr>
+        <w:drawing>
+          <wp:inline distT="0" distB="0" distL="0" distR="0" wp14:anchorId="1CA26CB5" wp14:editId="603A437A">
+            <wp:extent cx="5943600" cy="3471545"/>
+            <wp:effectExtent l="0" t="0" r="0" b="0"/>
+            <wp:docPr id="9" name="Picture 9"/>
+            <wp:cNvGraphicFramePr>
+              <a:graphicFrameLocks xmlns:a="http://schemas.openxmlformats.org/drawingml/2006/main" noChangeAspect="1"/>
+            </wp:cNvGraphicFramePr>
+            <a:graphic xmlns:a="http://schemas.openxmlformats.org/drawingml/2006/main">
+              <a:graphicData uri="http://schemas.openxmlformats.org/drawingml/2006/picture">
+                <pic:pic xmlns:pic="http://schemas.openxmlformats.org/drawingml/2006/picture">
+                  <pic:nvPicPr>
+                    <pic:cNvPr id="1" name=""/>
+                    <pic:cNvPicPr/>
+                  </pic:nvPicPr>
+                  <pic:blipFill>
+                    <a:blip r:embed="rId11"/>
+                    <a:stretch>
+                      <a:fillRect/>
+                    </a:stretch>
+                  </pic:blipFill>
+                  <pic:spPr>
+                    <a:xfrm>
+                      <a:off x="0" y="0"/>
+                      <a:ext cx="5943600" cy="3471545"/>
+                    </a:xfrm>
+                    <a:prstGeom prst="rect">
+                      <a:avLst/>
+                    </a:prstGeom>
+                  </pic:spPr>
+                </pic:pic>
+              </a:graphicData>
+            </a:graphic>
+          </wp:inline>
+        </w:drawing>
+      </w:r>
+    </w:p>
+    <w:p>
+      <w:pPr>
+        <w:spacing w:after="0" w:line="240" w:lineRule="auto"/>
+        <w:rPr>
+          <w:rFonts w:ascii="Calibri" w:hAnsi="Calibri" w:cs="Calibri"/>
+          <w:sz w:val="20"/>
+          <w:szCs w:val="20"/>
+        </w:rPr>
+      </w:pPr>
+    </w:p>
+    <w:p>
+      <w:pPr>
+        <w:spacing w:after="0" w:line="240" w:lineRule="auto"/>
+        <w:rPr>
+          <w:rFonts w:ascii="Calibri" w:hAnsi="Calibri" w:cs="Calibri"/>
+          <w:sz w:val="20"/>
+          <w:szCs w:val="20"/>
+        </w:rPr>
+      </w:pPr>
+    </w:p>
+    <w:p>
+      <w:pPr>
+        <w:spacing w:after="0" w:line="240" w:lineRule="auto"/>
+        <w:rPr>
+          <w:rFonts w:ascii="Calibri" w:hAnsi="Calibri" w:cs="Calibri"/>
+          <w:sz w:val="20"/>
+          <w:szCs w:val="20"/>
+        </w:rPr>
+      </w:pPr>
+      <w:r>
+        <w:rPr>
+          <w:rFonts w:ascii="Calibri" w:hAnsi="Calibri" w:cs="Calibri"/>
+          <w:sz w:val="20"/>
+          <w:szCs w:val="20"/>
+        </w:rPr>
+        <w:lastRenderedPageBreak/>
+        <w:drawing>
+          <wp:inline distT="0" distB="0" distL="0" distR="0" wp14:anchorId="6DBE852B" wp14:editId="525BF660">
+            <wp:extent cx="5943600" cy="3580130"/>
+            <wp:effectExtent l="0" t="0" r="0" b="1270"/>
+            <wp:docPr id="11" name="Picture 11"/>
+            <wp:cNvGraphicFramePr>
+              <a:graphicFrameLocks xmlns:a="http://schemas.openxmlformats.org/drawingml/2006/main" noChangeAspect="1"/>
+            </wp:cNvGraphicFramePr>
+            <a:graphic xmlns:a="http://schemas.openxmlformats.org/drawingml/2006/main">
+              <a:graphicData uri="http://schemas.openxmlformats.org/drawingml/2006/picture">
+                <pic:pic xmlns:pic="http://schemas.openxmlformats.org/drawingml/2006/picture">
+                  <pic:nvPicPr>
+                    <pic:cNvPr id="1" name=""/>
+                    <pic:cNvPicPr/>
+                  </pic:nvPicPr>
+                  <pic:blipFill>
+                    <a:blip r:embed="rId12"/>
+                    <a:stretch>
+                      <a:fillRect/>
+                    </a:stretch>
+                  </pic:blipFill>
+                  <pic:spPr>
+                    <a:xfrm>
+                      <a:off x="0" y="0"/>
+                      <a:ext cx="5943600" cy="3580130"/>
+                    </a:xfrm>
+                    <a:prstGeom prst="rect">
+                      <a:avLst/>
+                    </a:prstGeom>
+                  </pic:spPr>
+                </pic:pic>
+              </a:graphicData>
+            </a:graphic>
+          </wp:inline>
+        </w:drawing>
+      </w:r>
+    </w:p>
+    <w:p>
+      <w:pPr>
+        <w:spacing w:after="0" w:line="240" w:lineRule="auto"/>
+        <w:rPr>
+          <w:rFonts w:ascii="Calibri" w:hAnsi="Calibri" w:cs="Calibri"/>
+          <w:sz w:val="20"/>
+          <w:szCs w:val="20"/>
+        </w:rPr>
+      </w:pPr>
+    </w:p>
+    <w:p>
+      <w:pPr>
+        <w:spacing w:after="0" w:line="240" w:lineRule="auto"/>
+        <w:rPr>
+          <w:rFonts w:ascii="Calibri" w:hAnsi="Calibri" w:cs="Calibri"/>
+          <w:sz w:val="20"/>
+          <w:szCs w:val="20"/>
+        </w:rPr>
+      </w:pPr>
+    </w:p>
+    <w:p>
+      <w:pPr>
+        <w:spacing w:after="0" w:line="240" w:lineRule="auto"/>
+        <w:rPr>
+          <w:rFonts w:ascii="Calibri" w:hAnsi="Calibri" w:cs="Calibri"/>
+          <w:sz w:val="20"/>
+          <w:szCs w:val="20"/>
+        </w:rPr>
+      </w:pPr>
+      <w:r>
+        <w:rPr>
+          <w:rFonts w:ascii="Calibri" w:hAnsi="Calibri" w:cs="Calibri"/>
+          <w:sz w:val="20"/>
+          <w:szCs w:val="20"/>
+        </w:rPr>
+        <w:t>Step1 and step2 are stored in pdf ass its detailed</w:t>
+      </w:r>
+      <w:r>
+        <w:rPr>
+          <w:rFonts w:ascii="Calibri" w:hAnsi="Calibri" w:cs="Calibri"/>
+          <w:sz w:val="20"/>
+          <w:szCs w:val="20"/>
+        </w:rPr>
+        <w:br/>
+      </w:r>
+      <w:r>
+        <w:rPr>
+          <w:rFonts w:ascii="Calibri" w:hAnsi="Calibri" w:cs="Calibri"/>
+          <w:sz w:val="20"/>
+          <w:szCs w:val="20"/>
+        </w:rPr>
+        <w:br/>
+      </w:r>
+      <w:r>
+        <w:object w:dxaOrig="1520" w:dyaOrig="987" w14:anchorId="585C0623">
           <v:shapetype id="_x0000_t75" coordsize="21600,21600" o:spt="75" o:preferrelative="t" path="m@4@5l@4@11@9@11@9@5xe" filled="f" stroked="f">
             <v:stroke joinstyle="miter"/>
             <v:formulas>
@@ -286,24 +881,14 @@
             <v:path o:extrusionok="f" gradientshapeok="t" o:connecttype="rect"/>
             <o:lock v:ext="edit" aspectratio="t"/>
           </v:shapetype>
-          <v:shape id="_x0000_i1025" type="#_x0000_t75" style="width:76.2pt;height:49.2pt" o:ole="">
-            <v:imagedata r:id="rId8" o:title=""/>
+          <v:shape id="_x0000_i1027" type="#_x0000_t75" style="width:76.05pt;height:49.1pt" o:ole="">
+            <v:imagedata r:id="rId13" o:title=""/>
           </v:shape>
-          <o:OLEObject Type="Embed" ProgID="Word.Document.12" ShapeID="_x0000_i1025" DrawAspect="Icon" ObjectID="_1840393584" r:id="rId9">
-            <o:FieldCodes>\s</o:FieldCodes>
-          </o:OLEObject>
+          <o:OLEObject Type="Embed" ProgID="Package" ShapeID="_x0000_i1027" DrawAspect="Icon" ObjectID="_1840637565" r:id="rId14"/>
         </w:object>
       </w:r>
-    </w:p>
-    <w:p>
-      <w:r>
-        <w:t xml:space="preserve">The attached document has all detailed steps required for implementation of architecture from </w:t>
-      </w:r>
-      <w:r>
-        <w:t>scratch</w:t>
-      </w:r>
-      <w:r>
-        <w:t>.</w:t>
+      <w:r>
+        <w:br/>
       </w:r>
     </w:p>
     <w:sectPr>
@@ -1040,7 +1625,6 @@
   <w:style w:type="character" w:default="1" w:styleId="DefaultParagraphFont">
     <w:name w:val="Default Paragraph Font"/>
     <w:uiPriority w:val="1"/>
-    <w:semiHidden/>
     <w:unhideWhenUsed/>
   </w:style>
   <w:style w:type="table" w:default="1" w:styleId="TableNormal">
